--- a/Наладчик контрольно-измерительных приборов и автоматики/профессиональной подготовки 14919 Наладчик контрольно-измерительных приборов и автоматики/Лекции МДК 01.01  12 Промежуточная аттестация.docx
+++ b/Наладчик контрольно-измерительных приборов и автоматики/профессиональной подготовки 14919 Наладчик контрольно-измерительных приборов и автоматики/Лекции МДК 01.01  12 Промежуточная аттестация.docx
@@ -234,21 +234,6 @@
     </w:p>
     <w:p>
       <w:pPr>
-        <w:spacing w:line="360" w:lineRule="auto" w:before="240" w:after="80"/>
-        <w:jc w:val="left"/>
-      </w:pPr>
-      <w:r>
-        <w:rPr>
-          <w:rFonts w:ascii="Times New Roman" w:hAnsi="Times New Roman"/>
-          <w:b/>
-          <w:sz w:val="28"/>
-          <w:rFonts w:ascii="Times New Roman" w:hAnsi="Times New Roman" w:cs="Times New Roman"/>
-        </w:rPr>
-        <w:t>Вопросы для повторения (Лекция 1):</w:t>
-      </w:r>
-    </w:p>
-    <w:p>
-      <w:pPr>
         <w:spacing w:line="360" w:lineRule="auto" w:after="40"/>
         <w:ind w:left="567"/>
         <w:jc w:val="both"/>
@@ -320,6 +305,1151 @@
           <w:rFonts w:ascii="Times New Roman" w:hAnsi="Times New Roman" w:cs="Times New Roman"/>
         </w:rPr>
         <w:t>5. Каков порядок сдачи налаженных систем КИПиА в эксплуатацию?</w:t>
+      </w:r>
+    </w:p>
+    <w:tbl>
+      <w:tblPr>
+        <w:tblStyle w:val="TableGrid"/>
+        <w:tblW w:type="auto" w:w="0"/>
+        <w:jc w:val="center"/>
+        <w:tblLook w:firstColumn="1" w:firstRow="1" w:lastColumn="0" w:lastRow="0" w:noHBand="0" w:noVBand="1" w:val="04A0"/>
+      </w:tblPr>
+      <w:tblGrid>
+        <w:gridCol w:w="2339"/>
+        <w:gridCol w:w="2339"/>
+        <w:gridCol w:w="2339"/>
+        <w:gridCol w:w="2339"/>
+      </w:tblGrid>
+      <w:tr>
+        <w:tc>
+          <w:tcPr>
+            <w:tcW w:type="dxa" w:w="2339"/>
+            <w:shd w:fill="4472C4" w:val="clear"/>
+          </w:tcPr>
+          <w:p>
+            <w:pPr>
+              <w:jc w:val="center"/>
+            </w:pPr>
+            <w:r/>
+            <w:r>
+              <w:rPr>
+                <w:b/>
+                <w:color w:val="FFFFFF"/>
+                <w:sz w:val="18"/>
+              </w:rPr>
+              <w:t>Раздел аттестации</w:t>
+            </w:r>
+          </w:p>
+        </w:tc>
+        <w:tc>
+          <w:tcPr>
+            <w:tcW w:type="dxa" w:w="2339"/>
+            <w:shd w:fill="4472C4" w:val="clear"/>
+          </w:tcPr>
+          <w:p>
+            <w:pPr>
+              <w:jc w:val="center"/>
+            </w:pPr>
+            <w:r/>
+            <w:r>
+              <w:rPr>
+                <w:b/>
+                <w:color w:val="FFFFFF"/>
+                <w:sz w:val="18"/>
+              </w:rPr>
+              <w:t>Форма контроля</w:t>
+            </w:r>
+          </w:p>
+        </w:tc>
+        <w:tc>
+          <w:tcPr>
+            <w:tcW w:type="dxa" w:w="2339"/>
+            <w:shd w:fill="4472C4" w:val="clear"/>
+          </w:tcPr>
+          <w:p>
+            <w:pPr>
+              <w:jc w:val="center"/>
+            </w:pPr>
+            <w:r/>
+            <w:r>
+              <w:rPr>
+                <w:b/>
+                <w:color w:val="FFFFFF"/>
+                <w:sz w:val="18"/>
+              </w:rPr>
+              <w:t>Максимальный балл</w:t>
+            </w:r>
+          </w:p>
+        </w:tc>
+        <w:tc>
+          <w:tcPr>
+            <w:tcW w:type="dxa" w:w="2339"/>
+            <w:shd w:fill="4472C4" w:val="clear"/>
+          </w:tcPr>
+          <w:p>
+            <w:pPr>
+              <w:jc w:val="center"/>
+            </w:pPr>
+            <w:r/>
+            <w:r>
+              <w:rPr>
+                <w:b/>
+                <w:color w:val="FFFFFF"/>
+                <w:sz w:val="18"/>
+              </w:rPr>
+              <w:t>Критерии оценки</w:t>
+            </w:r>
+          </w:p>
+        </w:tc>
+      </w:tr>
+      <w:tr>
+        <w:tc>
+          <w:tcPr>
+            <w:tcW w:type="dxa" w:w="2339"/>
+            <w:shd w:fill="D9E2F3" w:val="clear"/>
+          </w:tcPr>
+          <w:p>
+            <w:pPr>
+              <w:jc w:val="left"/>
+            </w:pPr>
+            <w:r/>
+            <w:r>
+              <w:rPr>
+                <w:sz w:val="18"/>
+              </w:rPr>
+              <w:t>Теоретические знания</w:t>
+            </w:r>
+          </w:p>
+        </w:tc>
+        <w:tc>
+          <w:tcPr>
+            <w:tcW w:type="dxa" w:w="2339"/>
+            <w:shd w:fill="D9E2F3" w:val="clear"/>
+          </w:tcPr>
+          <w:p>
+            <w:pPr>
+              <w:jc w:val="left"/>
+            </w:pPr>
+            <w:r/>
+            <w:r>
+              <w:rPr>
+                <w:sz w:val="18"/>
+              </w:rPr>
+              <w:t>Тест/устный опрос</w:t>
+            </w:r>
+          </w:p>
+        </w:tc>
+        <w:tc>
+          <w:tcPr>
+            <w:tcW w:type="dxa" w:w="2339"/>
+            <w:shd w:fill="D9E2F3" w:val="clear"/>
+          </w:tcPr>
+          <w:p>
+            <w:pPr>
+              <w:jc w:val="left"/>
+            </w:pPr>
+            <w:r/>
+            <w:r>
+              <w:rPr>
+                <w:sz w:val="18"/>
+              </w:rPr>
+              <w:t>30 баллов</w:t>
+            </w:r>
+          </w:p>
+        </w:tc>
+        <w:tc>
+          <w:tcPr>
+            <w:tcW w:type="dxa" w:w="2339"/>
+            <w:shd w:fill="D9E2F3" w:val="clear"/>
+          </w:tcPr>
+          <w:p>
+            <w:pPr>
+              <w:jc w:val="left"/>
+            </w:pPr>
+            <w:r/>
+            <w:r>
+              <w:rPr>
+                <w:sz w:val="18"/>
+              </w:rPr>
+              <w:t>≥25 — «5», ≥20 — «4», ≥15 — «3»</w:t>
+            </w:r>
+          </w:p>
+        </w:tc>
+      </w:tr>
+      <w:tr>
+        <w:tc>
+          <w:tcPr>
+            <w:tcW w:type="dxa" w:w="2339"/>
+          </w:tcPr>
+          <w:p>
+            <w:pPr>
+              <w:jc w:val="left"/>
+            </w:pPr>
+            <w:r/>
+            <w:r>
+              <w:rPr>
+                <w:sz w:val="18"/>
+              </w:rPr>
+              <w:t>Практические навыки</w:t>
+            </w:r>
+          </w:p>
+        </w:tc>
+        <w:tc>
+          <w:tcPr>
+            <w:tcW w:type="dxa" w:w="2339"/>
+          </w:tcPr>
+          <w:p>
+            <w:pPr>
+              <w:jc w:val="left"/>
+            </w:pPr>
+            <w:r/>
+            <w:r>
+              <w:rPr>
+                <w:sz w:val="18"/>
+              </w:rPr>
+              <w:t>Выполнение задания</w:t>
+            </w:r>
+          </w:p>
+        </w:tc>
+        <w:tc>
+          <w:tcPr>
+            <w:tcW w:type="dxa" w:w="2339"/>
+          </w:tcPr>
+          <w:p>
+            <w:pPr>
+              <w:jc w:val="left"/>
+            </w:pPr>
+            <w:r/>
+            <w:r>
+              <w:rPr>
+                <w:sz w:val="18"/>
+              </w:rPr>
+              <w:t>40 баллов</w:t>
+            </w:r>
+          </w:p>
+        </w:tc>
+        <w:tc>
+          <w:tcPr>
+            <w:tcW w:type="dxa" w:w="2339"/>
+          </w:tcPr>
+          <w:p>
+            <w:pPr>
+              <w:jc w:val="left"/>
+            </w:pPr>
+            <w:r/>
+            <w:r>
+              <w:rPr>
+                <w:sz w:val="18"/>
+              </w:rPr>
+              <w:t>≥34 — «5», ≥27 — «4», ≥20 — «3»</w:t>
+            </w:r>
+          </w:p>
+        </w:tc>
+      </w:tr>
+      <w:tr>
+        <w:tc>
+          <w:tcPr>
+            <w:tcW w:type="dxa" w:w="2339"/>
+            <w:shd w:fill="D9E2F3" w:val="clear"/>
+          </w:tcPr>
+          <w:p>
+            <w:pPr>
+              <w:jc w:val="left"/>
+            </w:pPr>
+            <w:r/>
+            <w:r>
+              <w:rPr>
+                <w:sz w:val="18"/>
+              </w:rPr>
+              <w:t>Ситуационные задачи</w:t>
+            </w:r>
+          </w:p>
+        </w:tc>
+        <w:tc>
+          <w:tcPr>
+            <w:tcW w:type="dxa" w:w="2339"/>
+            <w:shd w:fill="D9E2F3" w:val="clear"/>
+          </w:tcPr>
+          <w:p>
+            <w:pPr>
+              <w:jc w:val="left"/>
+            </w:pPr>
+            <w:r/>
+            <w:r>
+              <w:rPr>
+                <w:sz w:val="18"/>
+              </w:rPr>
+              <w:t>Анализ и решение</w:t>
+            </w:r>
+          </w:p>
+        </w:tc>
+        <w:tc>
+          <w:tcPr>
+            <w:tcW w:type="dxa" w:w="2339"/>
+            <w:shd w:fill="D9E2F3" w:val="clear"/>
+          </w:tcPr>
+          <w:p>
+            <w:pPr>
+              <w:jc w:val="left"/>
+            </w:pPr>
+            <w:r/>
+            <w:r>
+              <w:rPr>
+                <w:sz w:val="18"/>
+              </w:rPr>
+              <w:t>20 баллов</w:t>
+            </w:r>
+          </w:p>
+        </w:tc>
+        <w:tc>
+          <w:tcPr>
+            <w:tcW w:type="dxa" w:w="2339"/>
+            <w:shd w:fill="D9E2F3" w:val="clear"/>
+          </w:tcPr>
+          <w:p>
+            <w:pPr>
+              <w:jc w:val="left"/>
+            </w:pPr>
+            <w:r/>
+            <w:r>
+              <w:rPr>
+                <w:sz w:val="18"/>
+              </w:rPr>
+              <w:t>≥17 — «5», ≥13 — «4», ≥10 — «3»</w:t>
+            </w:r>
+          </w:p>
+        </w:tc>
+      </w:tr>
+      <w:tr>
+        <w:tc>
+          <w:tcPr>
+            <w:tcW w:type="dxa" w:w="2339"/>
+          </w:tcPr>
+          <w:p>
+            <w:pPr>
+              <w:jc w:val="left"/>
+            </w:pPr>
+            <w:r/>
+            <w:r>
+              <w:rPr>
+                <w:sz w:val="18"/>
+              </w:rPr>
+              <w:t>Документация</w:t>
+            </w:r>
+          </w:p>
+        </w:tc>
+        <w:tc>
+          <w:tcPr>
+            <w:tcW w:type="dxa" w:w="2339"/>
+          </w:tcPr>
+          <w:p>
+            <w:pPr>
+              <w:jc w:val="left"/>
+            </w:pPr>
+            <w:r/>
+            <w:r>
+              <w:rPr>
+                <w:sz w:val="18"/>
+              </w:rPr>
+              <w:t>Оформление протоколов</w:t>
+            </w:r>
+          </w:p>
+        </w:tc>
+        <w:tc>
+          <w:tcPr>
+            <w:tcW w:type="dxa" w:w="2339"/>
+          </w:tcPr>
+          <w:p>
+            <w:pPr>
+              <w:jc w:val="left"/>
+            </w:pPr>
+            <w:r/>
+            <w:r>
+              <w:rPr>
+                <w:sz w:val="18"/>
+              </w:rPr>
+              <w:t>10 баллов</w:t>
+            </w:r>
+          </w:p>
+        </w:tc>
+        <w:tc>
+          <w:tcPr>
+            <w:tcW w:type="dxa" w:w="2339"/>
+          </w:tcPr>
+          <w:p>
+            <w:pPr>
+              <w:jc w:val="left"/>
+            </w:pPr>
+            <w:r/>
+            <w:r>
+              <w:rPr>
+                <w:sz w:val="18"/>
+              </w:rPr>
+              <w:t>≥9 — «5», ≥7 — «4», ≥5 — «3»</w:t>
+            </w:r>
+          </w:p>
+        </w:tc>
+      </w:tr>
+    </w:tbl>
+    <w:tbl>
+      <w:tblPr>
+        <w:tblStyle w:val="TableGrid"/>
+        <w:tblW w:type="auto" w:w="0"/>
+        <w:jc w:val="center"/>
+        <w:tblLook w:firstColumn="1" w:firstRow="1" w:lastColumn="0" w:lastRow="0" w:noHBand="0" w:noVBand="1" w:val="04A0"/>
+      </w:tblPr>
+      <w:tblGrid>
+        <w:gridCol w:w="3118"/>
+        <w:gridCol w:w="3118"/>
+        <w:gridCol w:w="3118"/>
+      </w:tblGrid>
+      <w:tr>
+        <w:tc>
+          <w:tcPr>
+            <w:tcW w:type="dxa" w:w="3118"/>
+            <w:shd w:fill="4472C4" w:val="clear"/>
+          </w:tcPr>
+          <w:p>
+            <w:pPr>
+              <w:jc w:val="center"/>
+            </w:pPr>
+            <w:r/>
+            <w:r>
+              <w:rPr>
+                <w:b/>
+                <w:color w:val="FFFFFF"/>
+                <w:sz w:val="18"/>
+              </w:rPr>
+              <w:t>Тема МДК 01.01</w:t>
+            </w:r>
+          </w:p>
+        </w:tc>
+        <w:tc>
+          <w:tcPr>
+            <w:tcW w:type="dxa" w:w="3118"/>
+            <w:shd w:fill="4472C4" w:val="clear"/>
+          </w:tcPr>
+          <w:p>
+            <w:pPr>
+              <w:jc w:val="center"/>
+            </w:pPr>
+            <w:r/>
+            <w:r>
+              <w:rPr>
+                <w:b/>
+                <w:color w:val="FFFFFF"/>
+                <w:sz w:val="18"/>
+              </w:rPr>
+              <w:t>Часы</w:t>
+            </w:r>
+          </w:p>
+        </w:tc>
+        <w:tc>
+          <w:tcPr>
+            <w:tcW w:type="dxa" w:w="3118"/>
+            <w:shd w:fill="4472C4" w:val="clear"/>
+          </w:tcPr>
+          <w:p>
+            <w:pPr>
+              <w:jc w:val="center"/>
+            </w:pPr>
+            <w:r/>
+            <w:r>
+              <w:rPr>
+                <w:b/>
+                <w:color w:val="FFFFFF"/>
+                <w:sz w:val="18"/>
+              </w:rPr>
+              <w:t>Ключевые вопросы для аттестации</w:t>
+            </w:r>
+          </w:p>
+        </w:tc>
+      </w:tr>
+      <w:tr>
+        <w:tc>
+          <w:tcPr>
+            <w:tcW w:type="dxa" w:w="3118"/>
+            <w:shd w:fill="D9E2F3" w:val="clear"/>
+          </w:tcPr>
+          <w:p>
+            <w:pPr>
+              <w:jc w:val="left"/>
+            </w:pPr>
+            <w:r/>
+            <w:r>
+              <w:rPr>
+                <w:sz w:val="18"/>
+              </w:rPr>
+              <w:t>Организация работ при наладке</w:t>
+            </w:r>
+          </w:p>
+        </w:tc>
+        <w:tc>
+          <w:tcPr>
+            <w:tcW w:type="dxa" w:w="3118"/>
+            <w:shd w:fill="D9E2F3" w:val="clear"/>
+          </w:tcPr>
+          <w:p>
+            <w:pPr>
+              <w:jc w:val="left"/>
+            </w:pPr>
+            <w:r/>
+            <w:r>
+              <w:rPr>
+                <w:sz w:val="18"/>
+              </w:rPr>
+              <w:t>2</w:t>
+            </w:r>
+          </w:p>
+        </w:tc>
+        <w:tc>
+          <w:tcPr>
+            <w:tcW w:type="dxa" w:w="3118"/>
+            <w:shd w:fill="D9E2F3" w:val="clear"/>
+          </w:tcPr>
+          <w:p>
+            <w:pPr>
+              <w:jc w:val="left"/>
+            </w:pPr>
+            <w:r/>
+            <w:r>
+              <w:rPr>
+                <w:sz w:val="18"/>
+              </w:rPr>
+              <w:t>Этапы, документация, ответственность</w:t>
+            </w:r>
+          </w:p>
+        </w:tc>
+      </w:tr>
+      <w:tr>
+        <w:tc>
+          <w:tcPr>
+            <w:tcW w:type="dxa" w:w="3118"/>
+          </w:tcPr>
+          <w:p>
+            <w:pPr>
+              <w:jc w:val="left"/>
+            </w:pPr>
+            <w:r/>
+            <w:r>
+              <w:rPr>
+                <w:sz w:val="18"/>
+              </w:rPr>
+              <w:t>Подготовка рабочего места</w:t>
+            </w:r>
+          </w:p>
+        </w:tc>
+        <w:tc>
+          <w:tcPr>
+            <w:tcW w:type="dxa" w:w="3118"/>
+          </w:tcPr>
+          <w:p>
+            <w:pPr>
+              <w:jc w:val="left"/>
+            </w:pPr>
+            <w:r/>
+            <w:r>
+              <w:rPr>
+                <w:sz w:val="18"/>
+              </w:rPr>
+              <w:t>2</w:t>
+            </w:r>
+          </w:p>
+        </w:tc>
+        <w:tc>
+          <w:tcPr>
+            <w:tcW w:type="dxa" w:w="3118"/>
+          </w:tcPr>
+          <w:p>
+            <w:pPr>
+              <w:jc w:val="left"/>
+            </w:pPr>
+            <w:r/>
+            <w:r>
+              <w:rPr>
+                <w:sz w:val="18"/>
+              </w:rPr>
+              <w:t>Инструменты, меры безопасности, подготовка</w:t>
+            </w:r>
+          </w:p>
+        </w:tc>
+      </w:tr>
+      <w:tr>
+        <w:tc>
+          <w:tcPr>
+            <w:tcW w:type="dxa" w:w="3118"/>
+            <w:shd w:fill="D9E2F3" w:val="clear"/>
+          </w:tcPr>
+          <w:p>
+            <w:pPr>
+              <w:jc w:val="left"/>
+            </w:pPr>
+            <w:r/>
+            <w:r>
+              <w:rPr>
+                <w:sz w:val="18"/>
+              </w:rPr>
+              <w:t>Чтение документации</w:t>
+            </w:r>
+          </w:p>
+        </w:tc>
+        <w:tc>
+          <w:tcPr>
+            <w:tcW w:type="dxa" w:w="3118"/>
+            <w:shd w:fill="D9E2F3" w:val="clear"/>
+          </w:tcPr>
+          <w:p>
+            <w:pPr>
+              <w:jc w:val="left"/>
+            </w:pPr>
+            <w:r/>
+            <w:r>
+              <w:rPr>
+                <w:sz w:val="18"/>
+              </w:rPr>
+              <w:t>2</w:t>
+            </w:r>
+          </w:p>
+        </w:tc>
+        <w:tc>
+          <w:tcPr>
+            <w:tcW w:type="dxa" w:w="3118"/>
+            <w:shd w:fill="D9E2F3" w:val="clear"/>
+          </w:tcPr>
+          <w:p>
+            <w:pPr>
+              <w:jc w:val="left"/>
+            </w:pPr>
+            <w:r/>
+            <w:r>
+              <w:rPr>
+                <w:sz w:val="18"/>
+              </w:rPr>
+              <w:t>Типы схем, анализ, проверка соответствия</w:t>
+            </w:r>
+          </w:p>
+        </w:tc>
+      </w:tr>
+      <w:tr>
+        <w:tc>
+          <w:tcPr>
+            <w:tcW w:type="dxa" w:w="3118"/>
+          </w:tcPr>
+          <w:p>
+            <w:pPr>
+              <w:jc w:val="left"/>
+            </w:pPr>
+            <w:r/>
+            <w:r>
+              <w:rPr>
+                <w:sz w:val="18"/>
+              </w:rPr>
+              <w:t>Проверка монтажа проводок</w:t>
+            </w:r>
+          </w:p>
+        </w:tc>
+        <w:tc>
+          <w:tcPr>
+            <w:tcW w:type="dxa" w:w="3118"/>
+          </w:tcPr>
+          <w:p>
+            <w:pPr>
+              <w:jc w:val="left"/>
+            </w:pPr>
+            <w:r/>
+            <w:r>
+              <w:rPr>
+                <w:sz w:val="18"/>
+              </w:rPr>
+              <w:t>2</w:t>
+            </w:r>
+          </w:p>
+        </w:tc>
+        <w:tc>
+          <w:tcPr>
+            <w:tcW w:type="dxa" w:w="3118"/>
+          </w:tcPr>
+          <w:p>
+            <w:pPr>
+              <w:jc w:val="left"/>
+            </w:pPr>
+            <w:r/>
+            <w:r>
+              <w:rPr>
+                <w:sz w:val="18"/>
+              </w:rPr>
+              <w:t>Методы, нормы, инструментальный контроль</w:t>
+            </w:r>
+          </w:p>
+        </w:tc>
+      </w:tr>
+      <w:tr>
+        <w:tc>
+          <w:tcPr>
+            <w:tcW w:type="dxa" w:w="3118"/>
+            <w:shd w:fill="D9E2F3" w:val="clear"/>
+          </w:tcPr>
+          <w:p>
+            <w:pPr>
+              <w:jc w:val="left"/>
+            </w:pPr>
+            <w:r/>
+            <w:r>
+              <w:rPr>
+                <w:sz w:val="18"/>
+              </w:rPr>
+              <w:t>Наладка систем измерения</w:t>
+            </w:r>
+          </w:p>
+        </w:tc>
+        <w:tc>
+          <w:tcPr>
+            <w:tcW w:type="dxa" w:w="3118"/>
+            <w:shd w:fill="D9E2F3" w:val="clear"/>
+          </w:tcPr>
+          <w:p>
+            <w:pPr>
+              <w:jc w:val="left"/>
+            </w:pPr>
+            <w:r/>
+            <w:r>
+              <w:rPr>
+                <w:sz w:val="18"/>
+              </w:rPr>
+              <w:t>2</w:t>
+            </w:r>
+          </w:p>
+        </w:tc>
+        <w:tc>
+          <w:tcPr>
+            <w:tcW w:type="dxa" w:w="3118"/>
+            <w:shd w:fill="D9E2F3" w:val="clear"/>
+          </w:tcPr>
+          <w:p>
+            <w:pPr>
+              <w:jc w:val="left"/>
+            </w:pPr>
+            <w:r/>
+            <w:r>
+              <w:rPr>
+                <w:sz w:val="18"/>
+              </w:rPr>
+              <w:t>Калибровка, настройка, устранение неисправностей</w:t>
+            </w:r>
+          </w:p>
+        </w:tc>
+      </w:tr>
+      <w:tr>
+        <w:tc>
+          <w:tcPr>
+            <w:tcW w:type="dxa" w:w="3118"/>
+          </w:tcPr>
+          <w:p>
+            <w:pPr>
+              <w:jc w:val="left"/>
+            </w:pPr>
+            <w:r/>
+            <w:r>
+              <w:rPr>
+                <w:sz w:val="18"/>
+              </w:rPr>
+              <w:t>Наладка электропривода</w:t>
+            </w:r>
+          </w:p>
+        </w:tc>
+        <w:tc>
+          <w:tcPr>
+            <w:tcW w:type="dxa" w:w="3118"/>
+          </w:tcPr>
+          <w:p>
+            <w:pPr>
+              <w:jc w:val="left"/>
+            </w:pPr>
+            <w:r/>
+            <w:r>
+              <w:rPr>
+                <w:sz w:val="18"/>
+              </w:rPr>
+              <w:t>2</w:t>
+            </w:r>
+          </w:p>
+        </w:tc>
+        <w:tc>
+          <w:tcPr>
+            <w:tcW w:type="dxa" w:w="3118"/>
+          </w:tcPr>
+          <w:p>
+            <w:pPr>
+              <w:jc w:val="left"/>
+            </w:pPr>
+            <w:r/>
+            <w:r>
+              <w:rPr>
+                <w:sz w:val="18"/>
+              </w:rPr>
+              <w:t>Параметры, ПИД-настройка, защита</w:t>
+            </w:r>
+          </w:p>
+        </w:tc>
+      </w:tr>
+      <w:tr>
+        <w:tc>
+          <w:tcPr>
+            <w:tcW w:type="dxa" w:w="3118"/>
+            <w:shd w:fill="D9E2F3" w:val="clear"/>
+          </w:tcPr>
+          <w:p>
+            <w:pPr>
+              <w:jc w:val="left"/>
+            </w:pPr>
+            <w:r/>
+            <w:r>
+              <w:rPr>
+                <w:sz w:val="18"/>
+              </w:rPr>
+              <w:t>Проверка изоляции и фазировка</w:t>
+            </w:r>
+          </w:p>
+        </w:tc>
+        <w:tc>
+          <w:tcPr>
+            <w:tcW w:type="dxa" w:w="3118"/>
+            <w:shd w:fill="D9E2F3" w:val="clear"/>
+          </w:tcPr>
+          <w:p>
+            <w:pPr>
+              <w:jc w:val="left"/>
+            </w:pPr>
+            <w:r/>
+            <w:r>
+              <w:rPr>
+                <w:sz w:val="18"/>
+              </w:rPr>
+              <w:t>2</w:t>
+            </w:r>
+          </w:p>
+        </w:tc>
+        <w:tc>
+          <w:tcPr>
+            <w:tcW w:type="dxa" w:w="3118"/>
+            <w:shd w:fill="D9E2F3" w:val="clear"/>
+          </w:tcPr>
+          <w:p>
+            <w:pPr>
+              <w:jc w:val="left"/>
+            </w:pPr>
+            <w:r/>
+            <w:r>
+              <w:rPr>
+                <w:sz w:val="18"/>
+              </w:rPr>
+              <w:t>Нормы, методика, оформление</w:t>
+            </w:r>
+          </w:p>
+        </w:tc>
+      </w:tr>
+      <w:tr>
+        <w:tc>
+          <w:tcPr>
+            <w:tcW w:type="dxa" w:w="3118"/>
+          </w:tcPr>
+          <w:p>
+            <w:pPr>
+              <w:jc w:val="left"/>
+            </w:pPr>
+            <w:r/>
+            <w:r>
+              <w:rPr>
+                <w:sz w:val="18"/>
+              </w:rPr>
+              <w:t>Проверка соответствия</w:t>
+            </w:r>
+          </w:p>
+        </w:tc>
+        <w:tc>
+          <w:tcPr>
+            <w:tcW w:type="dxa" w:w="3118"/>
+          </w:tcPr>
+          <w:p>
+            <w:pPr>
+              <w:jc w:val="left"/>
+            </w:pPr>
+            <w:r/>
+            <w:r>
+              <w:rPr>
+                <w:sz w:val="18"/>
+              </w:rPr>
+              <w:t>2</w:t>
+            </w:r>
+          </w:p>
+        </w:tc>
+        <w:tc>
+          <w:tcPr>
+            <w:tcW w:type="dxa" w:w="3118"/>
+          </w:tcPr>
+          <w:p>
+            <w:pPr>
+              <w:jc w:val="left"/>
+            </w:pPr>
+            <w:r/>
+            <w:r>
+              <w:rPr>
+                <w:sz w:val="18"/>
+              </w:rPr>
+              <w:t>Критерии, методы, документация</w:t>
+            </w:r>
+          </w:p>
+        </w:tc>
+      </w:tr>
+      <w:tr>
+        <w:tc>
+          <w:tcPr>
+            <w:tcW w:type="dxa" w:w="3118"/>
+            <w:shd w:fill="D9E2F3" w:val="clear"/>
+          </w:tcPr>
+          <w:p>
+            <w:pPr>
+              <w:jc w:val="left"/>
+            </w:pPr>
+            <w:r/>
+            <w:r>
+              <w:rPr>
+                <w:sz w:val="18"/>
+              </w:rPr>
+              <w:t>Технология испытаний</w:t>
+            </w:r>
+          </w:p>
+        </w:tc>
+        <w:tc>
+          <w:tcPr>
+            <w:tcW w:type="dxa" w:w="3118"/>
+            <w:shd w:fill="D9E2F3" w:val="clear"/>
+          </w:tcPr>
+          <w:p>
+            <w:pPr>
+              <w:jc w:val="left"/>
+            </w:pPr>
+            <w:r/>
+            <w:r>
+              <w:rPr>
+                <w:sz w:val="18"/>
+              </w:rPr>
+              <w:t>2</w:t>
+            </w:r>
+          </w:p>
+        </w:tc>
+        <w:tc>
+          <w:tcPr>
+            <w:tcW w:type="dxa" w:w="3118"/>
+            <w:shd w:fill="D9E2F3" w:val="clear"/>
+          </w:tcPr>
+          <w:p>
+            <w:pPr>
+              <w:jc w:val="left"/>
+            </w:pPr>
+            <w:r/>
+            <w:r>
+              <w:rPr>
+                <w:sz w:val="18"/>
+              </w:rPr>
+              <w:t>Виды испытаний, методика, протоколы</w:t>
+            </w:r>
+          </w:p>
+        </w:tc>
+      </w:tr>
+      <w:tr>
+        <w:tc>
+          <w:tcPr>
+            <w:tcW w:type="dxa" w:w="3118"/>
+          </w:tcPr>
+          <w:p>
+            <w:pPr>
+              <w:jc w:val="left"/>
+            </w:pPr>
+            <w:r/>
+            <w:r>
+              <w:rPr>
+                <w:sz w:val="18"/>
+              </w:rPr>
+              <w:t>Сдача в эксплуатацию</w:t>
+            </w:r>
+          </w:p>
+        </w:tc>
+        <w:tc>
+          <w:tcPr>
+            <w:tcW w:type="dxa" w:w="3118"/>
+          </w:tcPr>
+          <w:p>
+            <w:pPr>
+              <w:jc w:val="left"/>
+            </w:pPr>
+            <w:r/>
+            <w:r>
+              <w:rPr>
+                <w:sz w:val="18"/>
+              </w:rPr>
+              <w:t>2</w:t>
+            </w:r>
+          </w:p>
+        </w:tc>
+        <w:tc>
+          <w:tcPr>
+            <w:tcW w:type="dxa" w:w="3118"/>
+          </w:tcPr>
+          <w:p>
+            <w:pPr>
+              <w:jc w:val="left"/>
+            </w:pPr>
+            <w:r/>
+            <w:r>
+              <w:rPr>
+                <w:sz w:val="18"/>
+              </w:rPr>
+              <w:t>Документация, комиссии, акты</w:t>
+            </w:r>
+          </w:p>
+        </w:tc>
+      </w:tr>
+      <w:tr>
+        <w:tc>
+          <w:tcPr>
+            <w:tcW w:type="dxa" w:w="3118"/>
+            <w:shd w:fill="D9E2F3" w:val="clear"/>
+          </w:tcPr>
+          <w:p>
+            <w:pPr>
+              <w:jc w:val="left"/>
+            </w:pPr>
+            <w:r/>
+            <w:r>
+              <w:rPr>
+                <w:sz w:val="18"/>
+              </w:rPr>
+              <w:t>Охрана труда</w:t>
+            </w:r>
+          </w:p>
+        </w:tc>
+        <w:tc>
+          <w:tcPr>
+            <w:tcW w:type="dxa" w:w="3118"/>
+            <w:shd w:fill="D9E2F3" w:val="clear"/>
+          </w:tcPr>
+          <w:p>
+            <w:pPr>
+              <w:jc w:val="left"/>
+            </w:pPr>
+            <w:r/>
+            <w:r>
+              <w:rPr>
+                <w:sz w:val="18"/>
+              </w:rPr>
+              <w:t>2</w:t>
+            </w:r>
+          </w:p>
+        </w:tc>
+        <w:tc>
+          <w:tcPr>
+            <w:tcW w:type="dxa" w:w="3118"/>
+            <w:shd w:fill="D9E2F3" w:val="clear"/>
+          </w:tcPr>
+          <w:p>
+            <w:pPr>
+              <w:jc w:val="left"/>
+            </w:pPr>
+            <w:r/>
+            <w:r>
+              <w:rPr>
+                <w:sz w:val="18"/>
+              </w:rPr>
+              <w:t>Опасные факторы, СИЗ, мероприятия</w:t>
+            </w:r>
+          </w:p>
+        </w:tc>
+      </w:tr>
+    </w:tbl>
+    <w:p>
+      <w:r>
+        <w:t xml:space="preserve">Промежуточная аттестация по МДК 01.01 «Организация работ по наладке контрольно-измерительных приборов и автоматики» проводится с целью оценки уровня освоения обучающимися профессиональных компетенций, предусмотренных рабочей программой междисциплинарного курса. Аттестация включает в себя проверку теоретических знаний и практических навыков по всем темам курса.</w:t>
+      </w:r>
+    </w:p>
+    <w:p>
+      <w:r>
+        <w:t xml:space="preserve">Теоретическая часть аттестации проводится в форме тестирования или устного опроса и охватывает все разделы МДК 01.01: организацию наладочных работ, подготовку рабочего места, чтение документации, методы проверки монтажа, наладку систем измерения и регулирования, наладку электропривода, проверку изоляции и фазировку, проверку соответствия оборудования, технологию испытаний, сдачу систем в эксплуатацию и требования охраны труда.</w:t>
+      </w:r>
+    </w:p>
+    <w:p>
+      <w:r>
+        <w:t xml:space="preserve">Практическая часть аттестации заключается в выполнении задания по наладке конкретного прибора или системы КИПиА. Обучающийся должен продемонстрировать умение читать принципиальные и монтажные схемы, подбирать инструменты и измерительные приборы, проводить калибровку и настройку оборудования, оформлять протоколы испытаний и соблюдать требования охраны труда. Оценка практических навыков производится по критериям, установленным в методике оценки.</w:t>
+      </w:r>
+    </w:p>
+    <w:p>
+      <w:r>
+        <w:t xml:space="preserve">Решение ситуационных задач позволяет оценить способность обучающегося анализировать нестандартные ситуации, возникающие при наладке КИПиА, и находить оптимальные способы их разрешения. Ситуационные задачи основаны на реальных производственных ситуациях и включают диагностику неисправностей, выбор методов устранения дефектов и определение последовательности действий при аварийных ситуациях. Успешное прохождение промежуточной аттестации подтверждает готовность обучающегося к выполнению обязанностей наладчика КИПиА 4-5 разряда.</w:t>
+      </w:r>
+    </w:p>
+    <w:p>
+      <w:pPr>
+        <w:jc w:val="center"/>
+      </w:pPr>
+      <w:r>
+        <w:drawing>
+          <wp:inline xmlns:a="http://schemas.openxmlformats.org/drawingml/2006/main" xmlns:pic="http://schemas.openxmlformats.org/drawingml/2006/picture">
+            <wp:extent cx="5029200" cy="2978886"/>
+            <wp:docPr id="1" name="Picture 1"/>
+            <wp:cNvGraphicFramePr>
+              <a:graphicFrameLocks noChangeAspect="1"/>
+            </wp:cNvGraphicFramePr>
+            <a:graphic>
+              <a:graphicData uri="http://schemas.openxmlformats.org/drawingml/2006/picture">
+                <pic:pic>
+                  <pic:nvPicPr>
+                    <pic:cNvPr id="0" name="diagram_12.png"/>
+                    <pic:cNvPicPr/>
+                  </pic:nvPicPr>
+                  <pic:blipFill>
+                    <a:blip r:embed="rId9"/>
+                    <a:stretch>
+                      <a:fillRect/>
+                    </a:stretch>
+                  </pic:blipFill>
+                  <pic:spPr>
+                    <a:xfrm>
+                      <a:off x="0" y="0"/>
+                      <a:ext cx="5029200" cy="2978886"/>
+                    </a:xfrm>
+                    <a:prstGeom prst="rect"/>
+                  </pic:spPr>
+                </pic:pic>
+              </a:graphicData>
+            </a:graphic>
+          </wp:inline>
+        </w:drawing>
+      </w:r>
+    </w:p>
+    <w:p>
+      <w:pPr>
+        <w:jc w:val="center"/>
+      </w:pPr>
+      <w:r>
+        <w:rPr>
+          <w:i/>
+        </w:rPr>
+        <w:t xml:space="preserve">Рисунок 1. Структура промежуточной аттестации по МДК 01.01</w:t>
+      </w:r>
+    </w:p>
+    <w:p>
+      <w:pPr>
+        <w:spacing w:line="360" w:lineRule="auto" w:before="240" w:after="80"/>
+        <w:jc w:val="left"/>
+      </w:pPr>
+      <w:r>
+        <w:rPr>
+          <w:rFonts w:ascii="Times New Roman" w:hAnsi="Times New Roman"/>
+          <w:b/>
+          <w:sz w:val="28"/>
+          <w:rFonts w:ascii="Times New Roman" w:hAnsi="Times New Roman" w:cs="Times New Roman"/>
+        </w:rPr>
+        <w:t>Вопросы для повторения (Лекция 1):</w:t>
       </w:r>
     </w:p>
     <w:sectPr>
